--- a/Week 5 - Day 22 -Web Application Using JEE Technologies - JavaScript 17 Apr 2025.docx
+++ b/Week 5 - Day 22 -Web Application Using JEE Technologies - JavaScript 17 Apr 2025.docx
@@ -147,12 +147,21 @@
           <w:szCs w:val="28"/>
         </w:rPr>
       </w:pPr>
-      <w:r>
-        <w:rPr>
-          <w:sz w:val="28"/>
-          <w:szCs w:val="28"/>
-        </w:rPr>
-        <w:t xml:space="preserve">Event : event provide the bridge between html and JS code. Event is a delegation model. once user interact with html tags like p, div, button, browser different type of event generate. </w:t>
+      <w:proofErr w:type="gramStart"/>
+      <w:r>
+        <w:rPr>
+          <w:sz w:val="28"/>
+          <w:szCs w:val="28"/>
+        </w:rPr>
+        <w:t>Event :</w:t>
+      </w:r>
+      <w:proofErr w:type="gramEnd"/>
+      <w:r>
+        <w:rPr>
+          <w:sz w:val="28"/>
+          <w:szCs w:val="28"/>
+        </w:rPr>
+        <w:t xml:space="preserve"> event provide the bridge between html and JS code. Event is a delegation model. once user interact with html tags like p, div, button, browser different type of event generate. </w:t>
       </w:r>
     </w:p>
     <w:p>
@@ -183,7 +192,23 @@
           <w:sz w:val="28"/>
           <w:szCs w:val="28"/>
         </w:rPr>
-        <w:t xml:space="preserve"> event. All event start pre-fix on followed by event name. </w:t>
+        <w:t xml:space="preserve"> event. All event </w:t>
+      </w:r>
+      <w:proofErr w:type="gramStart"/>
+      <w:r>
+        <w:rPr>
+          <w:sz w:val="28"/>
+          <w:szCs w:val="28"/>
+        </w:rPr>
+        <w:t>start</w:t>
+      </w:r>
+      <w:proofErr w:type="gramEnd"/>
+      <w:r>
+        <w:rPr>
+          <w:sz w:val="28"/>
+          <w:szCs w:val="28"/>
+        </w:rPr>
+        <w:t xml:space="preserve"> pre-fix on followed by event name. </w:t>
       </w:r>
     </w:p>
     <w:p>
@@ -830,12 +855,37 @@
           <w:szCs w:val="28"/>
         </w:rPr>
       </w:pPr>
-      <w:r>
-        <w:rPr>
-          <w:sz w:val="28"/>
-          <w:szCs w:val="28"/>
-        </w:rPr>
-        <w:t xml:space="preserve">DOM : lot of programming language like JavaScript , Java, Python, </w:t>
+      <w:proofErr w:type="gramStart"/>
+      <w:r>
+        <w:rPr>
+          <w:sz w:val="28"/>
+          <w:szCs w:val="28"/>
+        </w:rPr>
+        <w:t>DOM :</w:t>
+      </w:r>
+      <w:proofErr w:type="gramEnd"/>
+      <w:r>
+        <w:rPr>
+          <w:sz w:val="28"/>
+          <w:szCs w:val="28"/>
+        </w:rPr>
+        <w:t xml:space="preserve"> lot of programming language like </w:t>
+      </w:r>
+      <w:proofErr w:type="gramStart"/>
+      <w:r>
+        <w:rPr>
+          <w:sz w:val="28"/>
+          <w:szCs w:val="28"/>
+        </w:rPr>
+        <w:t>JavaScript ,</w:t>
+      </w:r>
+      <w:proofErr w:type="gramEnd"/>
+      <w:r>
+        <w:rPr>
+          <w:sz w:val="28"/>
+          <w:szCs w:val="28"/>
+        </w:rPr>
+        <w:t xml:space="preserve"> Java, Python, </w:t>
       </w:r>
       <w:proofErr w:type="spellStart"/>
       <w:r>
@@ -876,11 +926,44 @@
           <w:szCs w:val="28"/>
         </w:rPr>
       </w:pPr>
-      <w:r>
-        <w:rPr>
-          <w:sz w:val="28"/>
-          <w:szCs w:val="28"/>
-        </w:rPr>
+    </w:p>
+    <w:p>
+      <w:pPr>
+        <w:rPr>
+          <w:sz w:val="28"/>
+          <w:szCs w:val="28"/>
+        </w:rPr>
+      </w:pPr>
+    </w:p>
+    <w:p>
+      <w:pPr>
+        <w:rPr>
+          <w:sz w:val="28"/>
+          <w:szCs w:val="28"/>
+        </w:rPr>
+      </w:pPr>
+    </w:p>
+    <w:p>
+      <w:pPr>
+        <w:rPr>
+          <w:sz w:val="28"/>
+          <w:szCs w:val="28"/>
+        </w:rPr>
+      </w:pPr>
+    </w:p>
+    <w:p>
+      <w:pPr>
+        <w:rPr>
+          <w:sz w:val="28"/>
+          <w:szCs w:val="28"/>
+        </w:rPr>
+      </w:pPr>
+      <w:r>
+        <w:rPr>
+          <w:sz w:val="28"/>
+          <w:szCs w:val="28"/>
+        </w:rPr>
+        <w:lastRenderedPageBreak/>
         <w:t xml:space="preserve">Using JavaScript if we want to read, write and update </w:t>
       </w:r>
       <w:proofErr w:type="spellStart"/>
@@ -930,6 +1013,81 @@
           <w:szCs w:val="28"/>
         </w:rPr>
         <w:t xml:space="preserve"> format. </w:t>
+      </w:r>
+    </w:p>
+    <w:p>
+      <w:pPr>
+        <w:rPr>
+          <w:sz w:val="28"/>
+          <w:szCs w:val="28"/>
+        </w:rPr>
+      </w:pPr>
+      <w:r>
+        <w:rPr>
+          <w:sz w:val="28"/>
+          <w:szCs w:val="28"/>
+        </w:rPr>
+        <w:t xml:space="preserve">Library or framework. </w:t>
+      </w:r>
+    </w:p>
+    <w:p>
+      <w:pPr>
+        <w:rPr>
+          <w:sz w:val="28"/>
+          <w:szCs w:val="28"/>
+        </w:rPr>
+      </w:pPr>
+      <w:r>
+        <w:rPr>
+          <w:sz w:val="28"/>
+          <w:szCs w:val="28"/>
+        </w:rPr>
+        <w:t xml:space="preserve">jQuery </w:t>
+      </w:r>
+    </w:p>
+    <w:p>
+      <w:pPr>
+        <w:rPr>
+          <w:sz w:val="28"/>
+          <w:szCs w:val="28"/>
+        </w:rPr>
+      </w:pPr>
+      <w:r>
+        <w:rPr>
+          <w:sz w:val="28"/>
+          <w:szCs w:val="28"/>
+        </w:rPr>
+        <w:t>Angular</w:t>
+      </w:r>
+    </w:p>
+    <w:p>
+      <w:pPr>
+        <w:rPr>
+          <w:sz w:val="28"/>
+          <w:szCs w:val="28"/>
+        </w:rPr>
+      </w:pPr>
+      <w:r>
+        <w:rPr>
+          <w:sz w:val="28"/>
+          <w:szCs w:val="28"/>
+        </w:rPr>
+        <w:t>React JS</w:t>
+      </w:r>
+    </w:p>
+    <w:p>
+      <w:pPr>
+        <w:rPr>
+          <w:sz w:val="28"/>
+          <w:szCs w:val="28"/>
+        </w:rPr>
+      </w:pPr>
+      <w:r>
+        <w:rPr>
+          <w:sz w:val="28"/>
+          <w:szCs w:val="28"/>
+        </w:rPr>
+        <w:t xml:space="preserve">Vue JS </w:t>
       </w:r>
     </w:p>
     <w:sectPr>
